--- a/重新评阅申请表.docx
+++ b/重新评阅申请表.docx
@@ -474,36 +474,40 @@
           </w:tcPr>
           <w:p>
             <w:pPr>
-              <w:rPr>
-                <w:rFonts w:hint="eastAsia" w:ascii="仿宋_GB2312" w:eastAsia="仿宋_GB2312"/>
-                <w:b/>
-                <w:bCs/>
-                <w:sz w:val="24"/>
-              </w:rPr>
-            </w:pPr>
-            <w:r>
-              <w:rPr>
-                <w:rFonts w:hint="eastAsia" w:ascii="仿宋_GB2312" w:eastAsia="仿宋_GB2312"/>
-                <w:b/>
-                <w:bCs/>
-                <w:sz w:val="24"/>
+              <w:spacing w:before="312" w:beforeLines="100"/>
+              <w:rPr>
+                <w:rFonts w:hint="eastAsia"/>
+                <w:b/>
+                <w:bCs/>
+                <w:sz w:val="24"/>
+                <w:lang w:val="en-US" w:eastAsia="zh-CN"/>
+              </w:rPr>
+            </w:pPr>
+            <w:r>
+              <w:rPr>
+                <w:rFonts w:hint="eastAsia"/>
+                <w:b/>
+                <w:bCs/>
+                <w:sz w:val="24"/>
+                <w:lang w:val="en-US" w:eastAsia="zh-CN"/>
               </w:rPr>
               <w:t>硕士（博士）学位论文修改前存在的问题</w:t>
             </w:r>
           </w:p>
           <w:p>
             <w:pPr>
-              <w:rPr>
-                <w:rFonts w:hint="default" w:ascii="仿宋_GB2312" w:eastAsia="仿宋_GB2312"/>
-                <w:b/>
-                <w:bCs/>
-                <w:sz w:val="24"/>
-                <w:lang w:val="en-US" w:eastAsia="zh-CN"/>
-              </w:rPr>
-            </w:pPr>
-            <w:r>
-              <w:rPr>
-                <w:rFonts w:hint="eastAsia" w:ascii="仿宋_GB2312" w:eastAsia="仿宋_GB2312"/>
+              <w:spacing w:before="312" w:beforeLines="100"/>
+              <w:rPr>
+                <w:rFonts w:hint="eastAsia"/>
+                <w:b/>
+                <w:bCs/>
+                <w:sz w:val="24"/>
+                <w:lang w:val="en-US" w:eastAsia="zh-CN"/>
+              </w:rPr>
+            </w:pPr>
+            <w:r>
+              <w:rPr>
+                <w:rFonts w:hint="eastAsia"/>
                 <w:b/>
                 <w:bCs/>
                 <w:sz w:val="24"/>
@@ -514,588 +518,400 @@
           </w:p>
           <w:p>
             <w:pPr>
-              <w:rPr>
-                <w:rFonts w:hint="eastAsia" w:ascii="仿宋_GB2312" w:eastAsia="仿宋_GB2312"/>
-                <w:b/>
-                <w:bCs/>
-                <w:sz w:val="24"/>
-              </w:rPr>
-            </w:pPr>
-            <w:r>
-              <w:rPr>
-                <w:rFonts w:hint="eastAsia" w:ascii="仿宋_GB2312" w:eastAsia="仿宋_GB2312"/>
-                <w:b/>
-                <w:bCs/>
-                <w:sz w:val="24"/>
+              <w:spacing w:before="312" w:beforeLines="100"/>
+              <w:rPr>
+                <w:rFonts w:hint="default"/>
+                <w:b/>
+                <w:bCs/>
+                <w:sz w:val="24"/>
+                <w:lang w:val="en-US" w:eastAsia="zh-CN"/>
+              </w:rPr>
+            </w:pPr>
+            <w:r>
+              <w:rPr>
+                <w:rFonts w:hint="default"/>
+                <w:b/>
+                <w:bCs/>
+                <w:sz w:val="24"/>
+                <w:lang w:val="en-US" w:eastAsia="zh-CN"/>
+              </w:rPr>
+              <w:t>--------------------------------------------------------------------------------------------------------------</w:t>
+            </w:r>
+          </w:p>
+          <w:p>
+            <w:pPr>
+              <w:spacing w:before="312" w:beforeLines="100"/>
+              <w:rPr>
+                <w:rFonts w:hint="eastAsia"/>
+                <w:b/>
+                <w:bCs/>
+                <w:sz w:val="22"/>
+                <w:szCs w:val="22"/>
+              </w:rPr>
+            </w:pPr>
+            <w:r>
+              <w:rPr>
+                <w:rFonts w:hint="eastAsia"/>
+                <w:b/>
+                <w:bCs/>
+                <w:sz w:val="22"/>
+                <w:szCs w:val="22"/>
               </w:rPr>
               <w:t>评阅意见：</w:t>
             </w:r>
           </w:p>
           <w:p>
             <w:pPr>
-              <w:rPr>
-                <w:rFonts w:hint="eastAsia" w:ascii="仿宋_GB2312" w:eastAsia="仿宋_GB2312"/>
-                <w:b/>
-                <w:bCs/>
-                <w:sz w:val="24"/>
-              </w:rPr>
-            </w:pPr>
-            <w:r>
-              <w:rPr>
-                <w:rFonts w:hint="eastAsia" w:ascii="仿宋_GB2312" w:eastAsia="仿宋_GB2312"/>
-                <w:b/>
-                <w:bCs/>
-                <w:sz w:val="24"/>
+              <w:spacing w:before="312" w:beforeLines="100"/>
+              <w:rPr>
+                <w:rFonts w:hint="eastAsia"/>
+                <w:b/>
+                <w:bCs/>
+                <w:sz w:val="22"/>
+                <w:szCs w:val="22"/>
+              </w:rPr>
+            </w:pPr>
+            <w:r>
+              <w:rPr>
+                <w:rFonts w:hint="eastAsia"/>
+                <w:b/>
+                <w:bCs/>
+                <w:sz w:val="22"/>
+                <w:szCs w:val="22"/>
               </w:rPr>
               <w:t>研究讨论固态硬盘的故障预测和寿命预测问题，具有较好的研究意义和应用价值。</w:t>
             </w:r>
           </w:p>
           <w:p>
             <w:pPr>
-              <w:rPr>
-                <w:rFonts w:hint="eastAsia" w:ascii="仿宋_GB2312" w:eastAsia="仿宋_GB2312"/>
-                <w:b/>
-                <w:bCs/>
-                <w:sz w:val="24"/>
-              </w:rPr>
-            </w:pPr>
-            <w:r>
-              <w:rPr>
-                <w:rFonts w:hint="eastAsia" w:ascii="仿宋_GB2312" w:eastAsia="仿宋_GB2312"/>
-                <w:b/>
-                <w:bCs/>
-                <w:sz w:val="24"/>
+              <w:spacing w:before="312" w:beforeLines="100"/>
+              <w:rPr>
+                <w:rFonts w:hint="eastAsia"/>
+                <w:b/>
+                <w:bCs/>
+                <w:sz w:val="22"/>
+                <w:szCs w:val="22"/>
+              </w:rPr>
+            </w:pPr>
+            <w:r>
+              <w:rPr>
+                <w:rFonts w:hint="eastAsia"/>
+                <w:b/>
+                <w:bCs/>
+                <w:sz w:val="22"/>
+                <w:szCs w:val="22"/>
               </w:rPr>
               <w:t>论文介绍了固态硬盘的一般原理，针对固态硬盘故障预测问题，提出了基于 Lag 特征与时间窗口统计特征的随机森林方法；针对固态硬盘寿命预测问题，对比了XGBoost、LightGBM和随机森林三种算法；最后介绍了智慧固态硬盘运维软件的设计与实现。</w:t>
             </w:r>
           </w:p>
           <w:p>
             <w:pPr>
-              <w:rPr>
-                <w:rFonts w:hint="eastAsia" w:ascii="仿宋_GB2312" w:eastAsia="仿宋_GB2312"/>
-                <w:b/>
-                <w:bCs/>
-                <w:sz w:val="24"/>
-              </w:rPr>
-            </w:pPr>
-            <w:r>
-              <w:rPr>
-                <w:rFonts w:hint="eastAsia" w:ascii="仿宋_GB2312" w:eastAsia="仿宋_GB2312"/>
-                <w:b/>
-                <w:bCs/>
-                <w:sz w:val="24"/>
+              <w:spacing w:before="312" w:beforeLines="100"/>
+              <w:rPr>
+                <w:rFonts w:hint="eastAsia"/>
+                <w:b/>
+                <w:bCs/>
+                <w:sz w:val="22"/>
+                <w:szCs w:val="22"/>
+              </w:rPr>
+            </w:pPr>
+            <w:r>
+              <w:rPr>
+                <w:rFonts w:hint="eastAsia"/>
+                <w:b/>
+                <w:bCs/>
+                <w:sz w:val="22"/>
+                <w:szCs w:val="22"/>
               </w:rPr>
               <w:t>论文文字通顺，逻辑清晰，图表规范。论文主要完成了一些工程性工作，在方法模型上没有创新，主要是把随机森林、XGBoost和LightGBM三种算法应用于固态硬盘数据上，实现了故障预测和寿命预测功能。论文工作创新性不足，只是工程性工作，工作量也不是很充足。论文只是针对MB1 型号的固态硬盘数据进行了实验，缺乏对其它型号固态硬盘的验证。论文第5章设计实现一个运维软件，但是没有体现出软件工程所需要的专业化的需求分析、系统概要设计、系统详细设计、系统测试等等内容。总体而言，论文不足以达到硕士学位论文水准。</w:t>
             </w:r>
           </w:p>
           <w:p>
             <w:pPr>
-              <w:rPr>
-                <w:rFonts w:hint="eastAsia" w:ascii="仿宋_GB2312" w:eastAsia="仿宋_GB2312"/>
-                <w:b/>
-                <w:bCs/>
-                <w:sz w:val="24"/>
-              </w:rPr>
-            </w:pPr>
-          </w:p>
-          <w:p>
-            <w:pPr>
-              <w:rPr>
-                <w:rFonts w:hint="eastAsia" w:ascii="仿宋_GB2312" w:eastAsia="仿宋_GB2312"/>
-                <w:b/>
-                <w:bCs/>
-                <w:sz w:val="24"/>
-              </w:rPr>
-            </w:pPr>
-            <w:r>
-              <w:rPr>
-                <w:rFonts w:hint="eastAsia" w:ascii="仿宋_GB2312" w:eastAsia="仿宋_GB2312"/>
-                <w:b/>
-                <w:bCs/>
-                <w:sz w:val="24"/>
+              <w:spacing w:before="312" w:beforeLines="100"/>
+              <w:rPr>
+                <w:rFonts w:hint="eastAsia"/>
+                <w:b/>
+                <w:bCs/>
+                <w:sz w:val="22"/>
+                <w:szCs w:val="22"/>
+              </w:rPr>
+            </w:pPr>
+            <w:r>
+              <w:rPr>
+                <w:rFonts w:hint="eastAsia"/>
+                <w:b/>
+                <w:bCs/>
+                <w:sz w:val="22"/>
+                <w:szCs w:val="22"/>
               </w:rPr>
               <w:t>不足之处及修改意见：</w:t>
             </w:r>
           </w:p>
           <w:p>
             <w:pPr>
-              <w:rPr>
-                <w:rFonts w:hint="eastAsia" w:ascii="仿宋_GB2312" w:eastAsia="仿宋_GB2312"/>
-                <w:b/>
-                <w:bCs/>
-                <w:sz w:val="24"/>
-              </w:rPr>
-            </w:pPr>
-            <w:r>
-              <w:rPr>
-                <w:rFonts w:hint="eastAsia" w:ascii="仿宋_GB2312" w:eastAsia="仿宋_GB2312"/>
-                <w:b/>
-                <w:bCs/>
-                <w:sz w:val="24"/>
+              <w:spacing w:before="312" w:beforeLines="100"/>
+              <w:rPr>
+                <w:rFonts w:hint="eastAsia"/>
+                <w:b/>
+                <w:bCs/>
+                <w:sz w:val="22"/>
+                <w:szCs w:val="22"/>
+              </w:rPr>
+            </w:pPr>
+            <w:r>
+              <w:rPr>
+                <w:rFonts w:hint="eastAsia"/>
+                <w:b/>
+                <w:bCs/>
+                <w:sz w:val="22"/>
+                <w:szCs w:val="22"/>
               </w:rPr>
               <w:t>论文工作缺乏创新性，工作量也不充分。</w:t>
             </w:r>
           </w:p>
           <w:p>
             <w:pPr>
-              <w:rPr>
-                <w:rFonts w:hint="eastAsia" w:ascii="仿宋_GB2312" w:eastAsia="仿宋_GB2312"/>
-                <w:b/>
-                <w:bCs/>
-                <w:sz w:val="24"/>
-              </w:rPr>
-            </w:pPr>
-            <w:r>
-              <w:rPr>
-                <w:rFonts w:hint="eastAsia" w:ascii="仿宋_GB2312" w:eastAsia="仿宋_GB2312"/>
-                <w:b/>
-                <w:bCs/>
-                <w:sz w:val="24"/>
+              <w:spacing w:before="312" w:beforeLines="100"/>
+              <w:rPr>
+                <w:rFonts w:hint="eastAsia"/>
+                <w:b/>
+                <w:bCs/>
+                <w:sz w:val="22"/>
+                <w:szCs w:val="22"/>
+              </w:rPr>
+            </w:pPr>
+            <w:r>
+              <w:rPr>
+                <w:rFonts w:hint="eastAsia"/>
+                <w:b/>
+                <w:bCs/>
+                <w:sz w:val="22"/>
+                <w:szCs w:val="22"/>
               </w:rPr>
               <w:t>（1）论文第3章只是应用了随机森林算法做了一些实验，缺乏对模型本身的创新和改进。特征选择本身只是应用模型过程中的一个步骤。关于时序数据预测和故障预测都有很多新模型、新方法，论文对此缺乏探讨。</w:t>
             </w:r>
           </w:p>
           <w:p>
             <w:pPr>
-              <w:rPr>
-                <w:rFonts w:hint="eastAsia" w:ascii="仿宋_GB2312" w:eastAsia="仿宋_GB2312"/>
-                <w:b/>
-                <w:bCs/>
-                <w:sz w:val="24"/>
-              </w:rPr>
-            </w:pPr>
-            <w:r>
-              <w:rPr>
-                <w:rFonts w:hint="eastAsia" w:ascii="仿宋_GB2312" w:eastAsia="仿宋_GB2312"/>
-                <w:b/>
-                <w:bCs/>
-                <w:sz w:val="24"/>
+              <w:spacing w:before="312" w:beforeLines="100"/>
+              <w:rPr>
+                <w:rFonts w:hint="eastAsia"/>
+                <w:b/>
+                <w:bCs/>
+                <w:sz w:val="22"/>
+                <w:szCs w:val="22"/>
+              </w:rPr>
+            </w:pPr>
+            <w:r>
+              <w:rPr>
+                <w:rFonts w:hint="eastAsia"/>
+                <w:b/>
+                <w:bCs/>
+                <w:sz w:val="22"/>
+                <w:szCs w:val="22"/>
               </w:rPr>
               <w:t>（2）论文为什么在阿里数据集上只选取 MB1 型号的 MLC-SSD，为什么不使用数据集全部的数据来实验？论文为什么不采用更多的数据集，来进行更广泛的实验？近几年关于时序序列预测的论文很多很多，论文缺乏对这方面前沿进展的调研。实验中也缺乏与新方法的对比。</w:t>
             </w:r>
           </w:p>
           <w:p>
             <w:pPr>
-              <w:rPr>
-                <w:rFonts w:hint="eastAsia" w:ascii="仿宋_GB2312" w:eastAsia="仿宋_GB2312"/>
-                <w:b/>
-                <w:bCs/>
-                <w:sz w:val="24"/>
-              </w:rPr>
-            </w:pPr>
-            <w:r>
-              <w:rPr>
-                <w:rFonts w:hint="eastAsia" w:ascii="仿宋_GB2312" w:eastAsia="仿宋_GB2312"/>
-                <w:b/>
-                <w:bCs/>
-                <w:sz w:val="24"/>
+              <w:spacing w:before="312" w:beforeLines="100"/>
+              <w:rPr>
+                <w:rFonts w:hint="eastAsia"/>
+                <w:b/>
+                <w:bCs/>
+                <w:sz w:val="22"/>
+                <w:szCs w:val="22"/>
+              </w:rPr>
+            </w:pPr>
+            <w:r>
+              <w:rPr>
+                <w:rFonts w:hint="eastAsia"/>
+                <w:b/>
+                <w:bCs/>
+                <w:sz w:val="22"/>
+                <w:szCs w:val="22"/>
               </w:rPr>
               <w:t>（3）随机森林、XGBoost和LightGBM三种算法相对来说是比较老的算法。现在机器学习都是以深度学习方法为主流。论文为什么局限于3种比较老的算法，而不使用当前的主流模型？论文中也没有对比说明，这3种算法相对于当前的主流深度学习算法有哪些优势。</w:t>
             </w:r>
           </w:p>
           <w:p>
             <w:pPr>
-              <w:rPr>
-                <w:rFonts w:hint="eastAsia" w:ascii="仿宋_GB2312" w:eastAsia="仿宋_GB2312"/>
-                <w:b/>
-                <w:bCs/>
-                <w:sz w:val="24"/>
-              </w:rPr>
-            </w:pPr>
-            <w:r>
-              <w:rPr>
-                <w:rFonts w:hint="eastAsia" w:ascii="仿宋_GB2312" w:eastAsia="仿宋_GB2312"/>
-                <w:b/>
-                <w:bCs/>
-                <w:sz w:val="24"/>
+              <w:spacing w:before="312" w:beforeLines="100"/>
+              <w:rPr>
+                <w:rFonts w:hint="eastAsia"/>
+                <w:b/>
+                <w:bCs/>
+                <w:sz w:val="22"/>
+                <w:szCs w:val="22"/>
+              </w:rPr>
+            </w:pPr>
+            <w:r>
+              <w:rPr>
+                <w:rFonts w:hint="eastAsia"/>
+                <w:b/>
+                <w:bCs/>
+                <w:sz w:val="22"/>
+                <w:szCs w:val="22"/>
               </w:rPr>
               <w:t>（4）论文第4章只是做了一个对比实验，缺乏创新性工作。</w:t>
             </w:r>
           </w:p>
           <w:p>
             <w:pPr>
-              <w:rPr>
-                <w:rFonts w:hint="eastAsia" w:ascii="仿宋_GB2312" w:eastAsia="仿宋_GB2312"/>
-                <w:b/>
-                <w:bCs/>
-                <w:sz w:val="24"/>
-              </w:rPr>
-            </w:pPr>
-            <w:r>
-              <w:rPr>
-                <w:rFonts w:hint="eastAsia" w:ascii="仿宋_GB2312" w:eastAsia="仿宋_GB2312"/>
-                <w:b/>
-                <w:bCs/>
-                <w:sz w:val="24"/>
+              <w:spacing w:before="312" w:beforeLines="100"/>
+              <w:rPr>
+                <w:rFonts w:hint="eastAsia"/>
+                <w:b/>
+                <w:bCs/>
+                <w:sz w:val="22"/>
+                <w:szCs w:val="22"/>
+              </w:rPr>
+            </w:pPr>
+            <w:r>
+              <w:rPr>
+                <w:rFonts w:hint="eastAsia"/>
+                <w:b/>
+                <w:bCs/>
+                <w:sz w:val="22"/>
+                <w:szCs w:val="22"/>
               </w:rPr>
               <w:t>（5）论文第5章介绍一个软件的设计与实现，就应当按照软件工程的要求，从专业角度来详细论述该软件的需求分析、系统设计、系统测试等内容，要使用专业模型和工具，要能够体现出作者具有系统的、完整的软件分析、设计、开发能力。</w:t>
             </w:r>
           </w:p>
           <w:p>
             <w:pPr>
-              <w:rPr>
-                <w:rFonts w:hint="eastAsia" w:ascii="仿宋_GB2312" w:eastAsia="仿宋_GB2312"/>
-                <w:b/>
-                <w:bCs/>
-                <w:sz w:val="24"/>
-              </w:rPr>
-            </w:pPr>
-          </w:p>
-          <w:p>
-            <w:pPr>
-              <w:rPr>
-                <w:rFonts w:hint="eastAsia" w:ascii="仿宋_GB2312" w:eastAsia="仿宋_GB2312"/>
-                <w:b/>
-                <w:bCs/>
-                <w:sz w:val="24"/>
-              </w:rPr>
-            </w:pPr>
-            <w:r>
-              <w:rPr>
-                <w:rFonts w:hint="eastAsia" w:ascii="仿宋_GB2312" w:eastAsia="仿宋_GB2312"/>
-                <w:b/>
-                <w:bCs/>
-                <w:sz w:val="24"/>
+              <w:spacing w:before="312" w:beforeLines="100"/>
+              <w:rPr>
+                <w:rFonts w:hint="eastAsia"/>
+                <w:b/>
+                <w:bCs/>
+                <w:sz w:val="22"/>
+                <w:szCs w:val="22"/>
+              </w:rPr>
+            </w:pPr>
+          </w:p>
+          <w:p>
+            <w:pPr>
+              <w:spacing w:before="312" w:beforeLines="100"/>
+              <w:rPr>
+                <w:rFonts w:hint="eastAsia"/>
+                <w:b/>
+                <w:bCs/>
+                <w:sz w:val="22"/>
+                <w:szCs w:val="22"/>
+              </w:rPr>
+            </w:pPr>
+            <w:r>
+              <w:rPr>
+                <w:rFonts w:hint="eastAsia"/>
+                <w:b/>
+                <w:bCs/>
+                <w:sz w:val="22"/>
+                <w:szCs w:val="22"/>
               </w:rPr>
               <w:t>总体评价：</w:t>
             </w:r>
           </w:p>
           <w:p>
             <w:pPr>
-              <w:rPr>
-                <w:rFonts w:hint="eastAsia" w:ascii="仿宋_GB2312" w:eastAsia="仿宋_GB2312"/>
-                <w:b/>
-                <w:bCs/>
-                <w:sz w:val="24"/>
-              </w:rPr>
-            </w:pPr>
-            <w:r>
-              <w:rPr>
-                <w:rFonts w:hint="eastAsia" w:ascii="仿宋_GB2312" w:eastAsia="仿宋_GB2312"/>
-                <w:b/>
-                <w:bCs/>
-                <w:sz w:val="24"/>
+              <w:spacing w:before="312" w:beforeLines="100"/>
+              <w:rPr>
+                <w:rFonts w:hint="eastAsia"/>
+                <w:b/>
+                <w:bCs/>
+                <w:sz w:val="22"/>
+                <w:szCs w:val="22"/>
+              </w:rPr>
+            </w:pPr>
+            <w:r>
+              <w:rPr>
+                <w:rFonts w:hint="eastAsia"/>
+                <w:b/>
+                <w:bCs/>
+                <w:sz w:val="22"/>
+                <w:szCs w:val="22"/>
               </w:rPr>
               <w:t>D（较差）</w:t>
             </w:r>
           </w:p>
           <w:p>
             <w:pPr>
-              <w:rPr>
-                <w:rFonts w:hint="eastAsia" w:ascii="仿宋_GB2312" w:eastAsia="仿宋_GB2312"/>
-                <w:b/>
-                <w:bCs/>
-                <w:sz w:val="24"/>
-              </w:rPr>
-            </w:pPr>
-          </w:p>
-          <w:p>
-            <w:pPr>
-              <w:rPr>
-                <w:rFonts w:hint="eastAsia" w:ascii="仿宋_GB2312" w:eastAsia="仿宋_GB2312"/>
-                <w:b/>
-                <w:bCs/>
-                <w:sz w:val="24"/>
-              </w:rPr>
-            </w:pPr>
-            <w:r>
-              <w:rPr>
-                <w:rFonts w:hint="eastAsia" w:ascii="仿宋_GB2312" w:eastAsia="仿宋_GB2312"/>
-                <w:b/>
-                <w:bCs/>
-                <w:sz w:val="24"/>
+              <w:spacing w:before="312" w:beforeLines="100"/>
+              <w:rPr>
+                <w:rFonts w:hint="eastAsia"/>
+                <w:b/>
+                <w:bCs/>
+                <w:sz w:val="22"/>
+                <w:szCs w:val="22"/>
+              </w:rPr>
+            </w:pPr>
+          </w:p>
+          <w:p>
+            <w:pPr>
+              <w:spacing w:before="312" w:beforeLines="100"/>
+              <w:rPr>
+                <w:rFonts w:hint="eastAsia"/>
+                <w:b/>
+                <w:bCs/>
+                <w:sz w:val="22"/>
+                <w:szCs w:val="22"/>
+              </w:rPr>
+            </w:pPr>
+            <w:r>
+              <w:rPr>
+                <w:rFonts w:hint="eastAsia"/>
+                <w:b/>
+                <w:bCs/>
+                <w:sz w:val="22"/>
+                <w:szCs w:val="22"/>
               </w:rPr>
               <w:t>评阅结果：</w:t>
             </w:r>
           </w:p>
           <w:p>
             <w:pPr>
-              <w:rPr>
-                <w:rFonts w:ascii="仿宋_GB2312" w:eastAsia="仿宋_GB2312"/>
-                <w:b/>
-                <w:bCs/>
-                <w:sz w:val="24"/>
-              </w:rPr>
-            </w:pPr>
-            <w:r>
-              <w:rPr>
-                <w:rFonts w:hint="eastAsia" w:ascii="仿宋_GB2312" w:eastAsia="仿宋_GB2312"/>
-                <w:b/>
-                <w:bCs/>
-                <w:sz w:val="24"/>
+              <w:spacing w:before="312" w:beforeLines="100"/>
+              <w:rPr>
+                <w:rFonts w:hint="eastAsia"/>
+                <w:b/>
+                <w:bCs/>
+                <w:sz w:val="22"/>
+                <w:szCs w:val="22"/>
+              </w:rPr>
+            </w:pPr>
+            <w:r>
+              <w:rPr>
+                <w:rFonts w:hint="eastAsia"/>
+                <w:b/>
+                <w:bCs/>
+                <w:sz w:val="22"/>
+                <w:szCs w:val="22"/>
               </w:rPr>
               <w:t>不同意答辩</w:t>
             </w:r>
           </w:p>
           <w:p>
             <w:pPr>
-              <w:rPr>
-                <w:rFonts w:ascii="仿宋_GB2312" w:eastAsia="仿宋_GB2312"/>
-                <w:b/>
-                <w:bCs/>
-                <w:sz w:val="24"/>
-              </w:rPr>
-            </w:pPr>
-          </w:p>
-          <w:p>
-            <w:pPr>
-              <w:rPr>
-                <w:rFonts w:ascii="仿宋_GB2312" w:eastAsia="仿宋_GB2312"/>
-                <w:b/>
-                <w:bCs/>
-                <w:sz w:val="24"/>
-              </w:rPr>
-            </w:pPr>
-          </w:p>
-          <w:p>
-            <w:pPr>
-              <w:rPr>
-                <w:rFonts w:ascii="仿宋_GB2312" w:eastAsia="仿宋_GB2312"/>
-                <w:b/>
-                <w:bCs/>
-                <w:sz w:val="24"/>
-              </w:rPr>
-            </w:pPr>
-          </w:p>
-          <w:p>
-            <w:pPr>
-              <w:rPr>
-                <w:rFonts w:ascii="仿宋_GB2312" w:eastAsia="仿宋_GB2312"/>
-                <w:b/>
-                <w:bCs/>
-                <w:sz w:val="24"/>
-              </w:rPr>
-            </w:pPr>
-          </w:p>
-          <w:p>
-            <w:pPr>
-              <w:rPr>
-                <w:rFonts w:ascii="仿宋_GB2312" w:eastAsia="仿宋_GB2312"/>
-                <w:b/>
-                <w:bCs/>
-                <w:sz w:val="24"/>
-              </w:rPr>
-            </w:pPr>
-          </w:p>
-          <w:p>
-            <w:pPr>
-              <w:rPr>
-                <w:rFonts w:ascii="仿宋_GB2312" w:eastAsia="仿宋_GB2312"/>
-                <w:b/>
-                <w:bCs/>
-                <w:sz w:val="24"/>
-              </w:rPr>
-            </w:pPr>
-          </w:p>
-          <w:p>
-            <w:pPr>
-              <w:rPr>
-                <w:rFonts w:ascii="仿宋_GB2312" w:eastAsia="仿宋_GB2312"/>
-                <w:b/>
-                <w:bCs/>
-                <w:sz w:val="24"/>
-              </w:rPr>
-            </w:pPr>
-          </w:p>
-          <w:p>
-            <w:pPr>
-              <w:rPr>
-                <w:rFonts w:ascii="仿宋_GB2312" w:eastAsia="仿宋_GB2312"/>
-                <w:b/>
-                <w:bCs/>
-                <w:sz w:val="24"/>
-              </w:rPr>
-            </w:pPr>
-          </w:p>
-          <w:p>
-            <w:pPr>
-              <w:rPr>
-                <w:rFonts w:ascii="仿宋_GB2312" w:eastAsia="仿宋_GB2312"/>
-                <w:b/>
-                <w:bCs/>
-                <w:sz w:val="24"/>
-              </w:rPr>
-            </w:pPr>
-          </w:p>
-          <w:p>
-            <w:pPr>
-              <w:rPr>
-                <w:rFonts w:ascii="仿宋_GB2312" w:eastAsia="仿宋_GB2312"/>
-                <w:b/>
-                <w:bCs/>
-                <w:sz w:val="24"/>
-              </w:rPr>
-            </w:pPr>
-          </w:p>
-          <w:p>
-            <w:pPr>
-              <w:rPr>
-                <w:rFonts w:ascii="仿宋_GB2312" w:eastAsia="仿宋_GB2312"/>
-                <w:b/>
-                <w:bCs/>
-                <w:sz w:val="24"/>
-              </w:rPr>
-            </w:pPr>
-          </w:p>
-          <w:p>
-            <w:pPr>
-              <w:rPr>
-                <w:rFonts w:ascii="仿宋_GB2312" w:eastAsia="仿宋_GB2312"/>
-                <w:b/>
-                <w:bCs/>
-                <w:sz w:val="24"/>
-              </w:rPr>
-            </w:pPr>
-          </w:p>
-          <w:p>
-            <w:pPr>
-              <w:rPr>
-                <w:rFonts w:ascii="仿宋_GB2312" w:eastAsia="仿宋_GB2312"/>
-                <w:b/>
-                <w:bCs/>
-                <w:sz w:val="24"/>
-              </w:rPr>
-            </w:pPr>
-          </w:p>
-          <w:p>
-            <w:pPr>
-              <w:rPr>
-                <w:rFonts w:ascii="仿宋_GB2312" w:eastAsia="仿宋_GB2312"/>
-                <w:b/>
-                <w:bCs/>
-                <w:sz w:val="24"/>
-              </w:rPr>
-            </w:pPr>
-          </w:p>
-          <w:p>
-            <w:pPr>
-              <w:rPr>
-                <w:rFonts w:ascii="仿宋_GB2312" w:eastAsia="仿宋_GB2312"/>
-                <w:b/>
-                <w:bCs/>
-                <w:sz w:val="24"/>
-              </w:rPr>
-            </w:pPr>
-          </w:p>
-          <w:p>
-            <w:pPr>
-              <w:rPr>
-                <w:rFonts w:ascii="仿宋_GB2312" w:eastAsia="仿宋_GB2312"/>
-                <w:b/>
-                <w:bCs/>
-                <w:sz w:val="24"/>
-              </w:rPr>
-            </w:pPr>
-          </w:p>
-          <w:p>
-            <w:pPr>
-              <w:rPr>
-                <w:rFonts w:ascii="仿宋_GB2312" w:eastAsia="仿宋_GB2312"/>
-                <w:b/>
-                <w:bCs/>
-                <w:sz w:val="24"/>
-              </w:rPr>
-            </w:pPr>
-          </w:p>
-          <w:p>
-            <w:pPr>
-              <w:rPr>
-                <w:rFonts w:ascii="仿宋_GB2312" w:eastAsia="仿宋_GB2312"/>
-                <w:b/>
-                <w:bCs/>
-                <w:sz w:val="24"/>
-              </w:rPr>
-            </w:pPr>
-          </w:p>
-          <w:p>
-            <w:pPr>
-              <w:rPr>
-                <w:rFonts w:ascii="仿宋_GB2312" w:eastAsia="仿宋_GB2312"/>
-                <w:b/>
-                <w:bCs/>
-                <w:sz w:val="24"/>
-              </w:rPr>
-            </w:pPr>
-          </w:p>
-          <w:p>
-            <w:pPr>
-              <w:rPr>
-                <w:rFonts w:ascii="仿宋_GB2312" w:eastAsia="仿宋_GB2312"/>
-                <w:b/>
-                <w:bCs/>
-                <w:sz w:val="24"/>
-              </w:rPr>
-            </w:pPr>
-          </w:p>
-          <w:p>
-            <w:pPr>
-              <w:rPr>
-                <w:rFonts w:hint="eastAsia" w:ascii="仿宋_GB2312" w:eastAsia="仿宋_GB2312"/>
-                <w:b/>
-                <w:bCs/>
-                <w:sz w:val="24"/>
-              </w:rPr>
-            </w:pPr>
-          </w:p>
-          <w:p>
-            <w:pPr>
-              <w:rPr>
-                <w:rFonts w:ascii="仿宋_GB2312" w:eastAsia="仿宋_GB2312"/>
-                <w:b/>
-                <w:bCs/>
-                <w:sz w:val="24"/>
-              </w:rPr>
-            </w:pPr>
-          </w:p>
-          <w:p>
-            <w:pPr>
-              <w:rPr>
-                <w:rFonts w:ascii="仿宋_GB2312" w:eastAsia="仿宋_GB2312"/>
-                <w:b/>
-                <w:bCs/>
-                <w:sz w:val="24"/>
-              </w:rPr>
-            </w:pPr>
-          </w:p>
-          <w:p>
-            <w:pPr>
-              <w:rPr>
-                <w:rFonts w:ascii="仿宋_GB2312" w:eastAsia="仿宋_GB2312"/>
-                <w:b/>
-                <w:bCs/>
-                <w:sz w:val="24"/>
-              </w:rPr>
-            </w:pPr>
-          </w:p>
-          <w:p>
-            <w:pPr>
-              <w:rPr>
-                <w:rFonts w:ascii="仿宋_GB2312" w:eastAsia="仿宋_GB2312"/>
-                <w:b/>
-                <w:bCs/>
-                <w:sz w:val="24"/>
-              </w:rPr>
-            </w:pPr>
-          </w:p>
-          <w:p>
-            <w:pPr>
-              <w:rPr>
-                <w:rFonts w:ascii="仿宋_GB2312" w:eastAsia="仿宋_GB2312"/>
-                <w:b/>
-                <w:bCs/>
-                <w:sz w:val="24"/>
-              </w:rPr>
-            </w:pPr>
-          </w:p>
-          <w:p>
-            <w:pPr>
-              <w:rPr>
-                <w:rFonts w:ascii="仿宋_GB2312" w:eastAsia="仿宋_GB2312"/>
-                <w:b/>
-                <w:bCs/>
-                <w:sz w:val="24"/>
-              </w:rPr>
-            </w:pPr>
+              <w:spacing w:before="312" w:beforeLines="100"/>
+              <w:rPr>
+                <w:rFonts w:hint="eastAsia"/>
+                <w:b/>
+                <w:bCs/>
+                <w:sz w:val="24"/>
+              </w:rPr>
+            </w:pPr>
+            <w:r>
+              <w:rPr>
+                <w:rFonts w:hint="default"/>
+                <w:b/>
+                <w:bCs/>
+                <w:sz w:val="24"/>
+                <w:lang w:val="en-US" w:eastAsia="zh-CN"/>
+              </w:rPr>
+              <w:t>--------------------------------------------------------------------------------------------------------------</w:t>
+            </w:r>
           </w:p>
           <w:p>
             <w:pPr>
@@ -1319,108 +1135,241 @@
               </w:rPr>
               <w:t>第五章补充了软件工程的相关流程</w:t>
             </w:r>
+          </w:p>
+          <w:p>
+            <w:pPr>
+              <w:widowControl w:val="0"/>
+              <w:numPr>
+                <w:numId w:val="0"/>
+              </w:numPr>
+              <w:spacing w:before="312" w:beforeLines="100"/>
+              <w:jc w:val="both"/>
+              <w:rPr>
+                <w:rFonts w:hint="eastAsia"/>
+                <w:b/>
+                <w:bCs/>
+                <w:sz w:val="24"/>
+                <w:lang w:val="en-US" w:eastAsia="zh-CN"/>
+              </w:rPr>
+            </w:pPr>
+            <w:r>
+              <w:rPr>
+                <w:rFonts w:hint="eastAsia"/>
+                <w:b/>
+                <w:bCs/>
+                <w:sz w:val="24"/>
+                <w:lang w:val="en-US" w:eastAsia="zh-CN"/>
+              </w:rPr>
+              <w:t>针对意见为D的评审结果，做了以下实质修改：</w:t>
+            </w:r>
+          </w:p>
+          <w:p>
+            <w:pPr>
+              <w:spacing w:before="312" w:beforeLines="100"/>
+              <w:rPr>
+                <w:rFonts w:hint="eastAsia"/>
+                <w:b/>
+                <w:bCs/>
+                <w:sz w:val="22"/>
+                <w:szCs w:val="22"/>
+              </w:rPr>
+            </w:pPr>
+            <w:r>
+              <w:rPr>
+                <w:rFonts w:hint="eastAsia"/>
+                <w:b/>
+                <w:bCs/>
+                <w:sz w:val="22"/>
+                <w:szCs w:val="22"/>
+              </w:rPr>
+              <w:t>（1）论文第3章只是应用了随机森林算法做了一些实验，缺乏对模型本身的创新和改进。特征选择本身只是应用模型过程中的一个步骤。关于时序数据预测和故障预测都有很多新模型、新方法，论文对此缺乏探讨。</w:t>
+            </w:r>
+          </w:p>
+          <w:p>
+            <w:pPr>
+              <w:widowControl w:val="0"/>
+              <w:numPr>
+                <w:numId w:val="0"/>
+              </w:numPr>
+              <w:spacing w:before="312" w:beforeLines="100"/>
+              <w:jc w:val="both"/>
+              <w:rPr>
+                <w:rFonts w:hint="eastAsia"/>
+                <w:b/>
+                <w:bCs/>
+                <w:sz w:val="24"/>
+                <w:lang w:val="en-US" w:eastAsia="zh-CN"/>
+              </w:rPr>
+            </w:pPr>
+            <w:r>
+              <w:rPr>
+                <w:rFonts w:hint="eastAsia"/>
+                <w:b/>
+                <w:bCs/>
+                <w:sz w:val="24"/>
+                <w:lang w:val="en-US" w:eastAsia="zh-CN"/>
+              </w:rPr>
+              <w:t>修改：重新添加了集成模块/特征工程模块/标签模块，综述补充了近年使用的时序方法文献。</w:t>
+            </w:r>
+          </w:p>
+          <w:p>
+            <w:pPr>
+              <w:spacing w:before="312" w:beforeLines="100"/>
+              <w:rPr>
+                <w:rFonts w:hint="eastAsia"/>
+                <w:b/>
+                <w:bCs/>
+                <w:sz w:val="22"/>
+                <w:szCs w:val="22"/>
+              </w:rPr>
+            </w:pPr>
+            <w:r>
+              <w:rPr>
+                <w:rFonts w:hint="eastAsia"/>
+                <w:b/>
+                <w:bCs/>
+                <w:sz w:val="22"/>
+                <w:szCs w:val="22"/>
+              </w:rPr>
+              <w:t>（2）论文为什么在阿里数据集上只选取 MB1 型号的 MLC-SSD，为什么不使用数据集全部的数据来实验？论文为什么不采用更多的数据集，来进行更广泛的实验？近几年关于时序序列预测的论文很多很多，论文缺乏对这方面前沿进展的调研。实验中也缺乏与新方法的对比。</w:t>
+            </w:r>
+          </w:p>
+          <w:p>
+            <w:pPr>
+              <w:widowControl w:val="0"/>
+              <w:numPr>
+                <w:numId w:val="0"/>
+              </w:numPr>
+              <w:spacing w:before="312" w:beforeLines="100"/>
+              <w:jc w:val="both"/>
+              <w:rPr>
+                <w:rFonts w:hint="default"/>
+                <w:b/>
+                <w:bCs/>
+                <w:sz w:val="24"/>
+                <w:lang w:val="en-US" w:eastAsia="zh-CN"/>
+              </w:rPr>
+            </w:pPr>
+            <w:r>
+              <w:rPr>
+                <w:rFonts w:hint="eastAsia"/>
+                <w:b/>
+                <w:bCs/>
+                <w:sz w:val="24"/>
+                <w:lang w:val="en-US" w:eastAsia="zh-CN"/>
+              </w:rPr>
+              <w:t>修改：补充了MB2型号和三个时间段的实验，补充了时序预测论文的基线实验。</w:t>
+            </w:r>
+          </w:p>
+          <w:p>
+            <w:pPr>
+              <w:spacing w:before="312" w:beforeLines="100"/>
+              <w:rPr>
+                <w:rFonts w:hint="eastAsia"/>
+                <w:b/>
+                <w:bCs/>
+                <w:sz w:val="22"/>
+                <w:szCs w:val="22"/>
+              </w:rPr>
+            </w:pPr>
+            <w:r>
+              <w:rPr>
+                <w:rFonts w:hint="eastAsia"/>
+                <w:b/>
+                <w:bCs/>
+                <w:sz w:val="22"/>
+                <w:szCs w:val="22"/>
+              </w:rPr>
+              <w:t>（3）随机森林、XGBoost和LightGBM三种算法相对来说是比较老的算法。现在机器学习都是以深度学习方法为主流。论文为什么局限于3种比较老的算法，而不使用当前的主流模型？论文中也没有对比说明，这3种算法相对于当前的主流深度学习算法有哪些优势。</w:t>
+            </w:r>
+          </w:p>
+          <w:p>
+            <w:pPr>
+              <w:spacing w:before="312" w:beforeLines="100"/>
+              <w:rPr>
+                <w:rFonts w:hint="default"/>
+                <w:b/>
+                <w:bCs/>
+                <w:sz w:val="24"/>
+                <w:lang w:val="en-US"/>
+              </w:rPr>
+            </w:pPr>
+            <w:r>
+              <w:rPr>
+                <w:rFonts w:hint="eastAsia"/>
+                <w:b/>
+                <w:bCs/>
+                <w:sz w:val="24"/>
+                <w:lang w:val="en-US" w:eastAsia="zh-CN"/>
+              </w:rPr>
+              <w:t>修改：实验结果显示深度学习方法并没有在当前任务上展现出优势，因此没有使用主流模型。</w:t>
+            </w:r>
+          </w:p>
+          <w:p>
+            <w:pPr>
+              <w:spacing w:before="312" w:beforeLines="100"/>
+              <w:rPr>
+                <w:rFonts w:hint="eastAsia"/>
+                <w:b/>
+                <w:bCs/>
+                <w:sz w:val="22"/>
+                <w:szCs w:val="22"/>
+              </w:rPr>
+            </w:pPr>
+            <w:r>
+              <w:rPr>
+                <w:rFonts w:hint="eastAsia"/>
+                <w:b/>
+                <w:bCs/>
+                <w:sz w:val="22"/>
+                <w:szCs w:val="22"/>
+              </w:rPr>
+              <w:t>（5）论文第5章介绍一个软件的设计与实现，就应当按照软件工程的要求，从专业角度来详细论述该软件的需求分析、系统设计、系统测试等内容，要使用专业模型和工具，要能够体现出作者具有系统的、完整的软件分析、设计、开发能力。</w:t>
+            </w:r>
+          </w:p>
+          <w:p>
+            <w:pPr>
+              <w:spacing w:before="312" w:beforeLines="100"/>
+              <w:rPr>
+                <w:rFonts w:hint="default"/>
+                <w:b/>
+                <w:bCs/>
+                <w:sz w:val="24"/>
+                <w:lang w:val="en-US"/>
+              </w:rPr>
+            </w:pPr>
+            <w:r>
+              <w:rPr>
+                <w:rFonts w:hint="eastAsia"/>
+                <w:b/>
+                <w:bCs/>
+                <w:sz w:val="24"/>
+                <w:lang w:val="en-US" w:eastAsia="zh-CN"/>
+              </w:rPr>
+              <w:t>修改：已补充软件需求、系统设计、详细设计、数据库设计与系统测试内容。</w:t>
+            </w:r>
+          </w:p>
+          <w:p>
+            <w:pPr>
+              <w:spacing w:before="312" w:beforeLines="100"/>
+              <w:rPr>
+                <w:b/>
+                <w:bCs/>
+                <w:sz w:val="24"/>
+              </w:rPr>
+            </w:pPr>
+          </w:p>
+          <w:p>
+            <w:pPr>
+              <w:spacing w:before="312" w:beforeLines="100"/>
+              <w:rPr>
+                <w:b/>
+                <w:bCs/>
+                <w:sz w:val="24"/>
+              </w:rPr>
+            </w:pPr>
             <w:bookmarkStart w:id="0" w:name="_GoBack"/>
             <w:bookmarkEnd w:id="0"/>
-          </w:p>
-          <w:p>
-            <w:pPr>
-              <w:spacing w:before="312" w:beforeLines="100"/>
-              <w:rPr>
-                <w:b/>
-                <w:bCs/>
-                <w:sz w:val="24"/>
-              </w:rPr>
-            </w:pPr>
-          </w:p>
-          <w:p>
-            <w:pPr>
-              <w:spacing w:before="312" w:beforeLines="100"/>
-              <w:rPr>
-                <w:b/>
-                <w:bCs/>
-                <w:sz w:val="24"/>
-              </w:rPr>
-            </w:pPr>
-          </w:p>
-          <w:p>
-            <w:pPr>
-              <w:spacing w:before="312" w:beforeLines="100"/>
-              <w:rPr>
-                <w:b/>
-                <w:bCs/>
-                <w:sz w:val="24"/>
-              </w:rPr>
-            </w:pPr>
-          </w:p>
-          <w:p>
-            <w:pPr>
-              <w:spacing w:before="312" w:beforeLines="100"/>
-              <w:rPr>
-                <w:b/>
-                <w:bCs/>
-                <w:sz w:val="24"/>
-              </w:rPr>
-            </w:pPr>
-          </w:p>
-          <w:p>
-            <w:pPr>
-              <w:spacing w:before="312" w:beforeLines="100"/>
-              <w:rPr>
-                <w:b/>
-                <w:bCs/>
-                <w:sz w:val="24"/>
-              </w:rPr>
-            </w:pPr>
-          </w:p>
-          <w:p>
-            <w:pPr>
-              <w:spacing w:before="312" w:beforeLines="100"/>
-              <w:rPr>
-                <w:b/>
-                <w:bCs/>
-                <w:sz w:val="24"/>
-              </w:rPr>
-            </w:pPr>
-          </w:p>
-          <w:p>
-            <w:pPr>
-              <w:spacing w:before="312" w:beforeLines="100"/>
-              <w:rPr>
-                <w:b/>
-                <w:bCs/>
-                <w:sz w:val="24"/>
-              </w:rPr>
-            </w:pPr>
-          </w:p>
-          <w:p>
-            <w:pPr>
-              <w:spacing w:before="312" w:beforeLines="100"/>
-              <w:rPr>
-                <w:b/>
-                <w:bCs/>
-                <w:sz w:val="24"/>
-              </w:rPr>
-            </w:pPr>
-          </w:p>
-          <w:p>
-            <w:pPr>
-              <w:spacing w:before="312" w:beforeLines="100"/>
-              <w:rPr>
-                <w:b/>
-                <w:bCs/>
-                <w:sz w:val="24"/>
-              </w:rPr>
-            </w:pPr>
-          </w:p>
-          <w:p>
-            <w:pPr>
-              <w:spacing w:before="312" w:beforeLines="100"/>
-              <w:rPr>
-                <w:b/>
-                <w:bCs/>
-                <w:sz w:val="24"/>
-              </w:rPr>
-            </w:pPr>
           </w:p>
           <w:p>
             <w:pPr>
